--- a/Tailored_CVs/Shinoy_ZorgMatch_Software_Tester.docx
+++ b/Tailored_CVs/Shinoy_ZorgMatch_Software_Tester.docx
@@ -70,7 +70,7 @@
           <w:b w:val="0"/>
           <w:sz w:val="19"/>
         </w:rPr>
-        <w:t>I am a QA automation engineer with over 8 years of experience testing complex financial applications and banking workflows. I work closely with developers and product teams to translate requirements into clear test scenarios, combining functional testing with automated regression testing. My background includes migrating frameworks to Playwright TypeScript and building scalable automation pipelines. I look forward to helping ZorgMatch further develop their testing approach for critical healthcare software.</w:t>
+        <w:t>I am a QA automation engineer with over 8 years of experience building scalable test frameworks using Java Selenium and Playwright TypeScript. I work closely with development teams and product owners to translate business requirements into practical testing strategies. My background includes both functional testing and automated regression workflows for complex financial applications.</w:t>
       </w:r>
     </w:p>
     <w:p>
@@ -288,7 +288,7 @@
           <w:b w:val="0"/>
           <w:sz w:val="18"/>
         </w:rPr>
-        <w:t>▸ Performed functional testing of new and modified features for complex software systems, ensuring proper handling of business logic and system exceptions.</w:t>
+        <w:t>▸ Tested new and modified application features through functional test scenarios and analyzed how changes affected related modules.</w:t>
       </w:r>
     </w:p>
     <w:p>
@@ -301,7 +301,7 @@
           <w:b w:val="0"/>
           <w:sz w:val="18"/>
         </w:rPr>
-        <w:t>▸ Migrated existing Selenium Java test frameworks to Playwright TypeScript, improving test execution efficiency and maintaining robust endtoend coverage for critical workflows.</w:t>
+        <w:t>▸ Migrated a SeleniumJava automation framework to Playwright TypeScript for endtoend workflows, improving test execution efficiency by 20 percent.</w:t>
       </w:r>
     </w:p>
     <w:p>
@@ -314,7 +314,7 @@
           <w:b w:val="0"/>
           <w:sz w:val="18"/>
         </w:rPr>
-        <w:t>▸ Collaborated with multidisciplinary development teams to analyze requirements, identify system dependencies, and determine which test cases are best suited for automation.</w:t>
+        <w:t>▸ Analyzed existing manual and regression tests to determine which scenarios were suitable for automation and reliable execution.</w:t>
       </w:r>
     </w:p>
     <w:p>
@@ -327,7 +327,7 @@
           <w:b w:val="0"/>
           <w:sz w:val="18"/>
         </w:rPr>
-        <w:t>▸ Streamlined test generation and maintenance scripts by utilizing AI tools like Gemini Code Assist to speed up delivery cycles.</w:t>
+        <w:t>▸ Streamlined test generation scripts by utilizing Gemini Code Assist to support development and deployment tasks.</w:t>
       </w:r>
     </w:p>
     <w:p>
